--- a/CHECKLISTS/CARGO SHIP SAFETY CONSTRUCTION CERTIFICATE/CHECK LIST/CCC-03.docx
+++ b/CHECKLISTS/CARGO SHIP SAFETY CONSTRUCTION CERTIFICATE/CHECK LIST/CCC-03.docx
@@ -45725,6 +45725,26 @@
         </w:rPr>
         <w:t xml:space="preserve"> completed.</w:t>
       </w:r>
+      <w:sdt>
+        <w:sdtPr>
+          <w:tag w:val="expiry_date"/>
+          <w:rPr>
+            <w:rFonts w:ascii="Calibri"/>
+            <w:spacing w:val="-1"/>
+            <w:sz w:val="12"/>
+          </w:rPr>
+        </w:sdtPr>
+        <w:sdtContent>
+          <w:r>
+            <w:rPr>
+              <w:rFonts w:ascii="Calibri"/>
+              <w:spacing w:val="-1"/>
+              <w:sz w:val="12"/>
+            </w:rPr>
+            <w:t>{expiry_date}</w:t>
+          </w:r>
+        </w:sdtContent>
+      </w:sdt>
     </w:p>
     <w:p>
       <w:pPr>
